--- a/materialien/Welt4_Schluesselproblem/4_Boss/KR_W4_Boss4_Kurierbuero.docx
+++ b/materialien/Welt4_Schluesselproblem/4_Boss/KR_W4_Boss4_Kurierbuero.docx
@@ -159,7 +159,7 @@
               <w:rPr>
                 <w:rFonts w:ascii="Georgia" w:hAnsi="Georgia" w:cs="Georgia" w:eastAsia="Georgia"/>
                 <w:b/>
-                <w:color w:val="1E7B4F"/>
+                <w:color w:val="14213D"/>
                 <w:sz w:val="34"/>
               </w:rPr>
               <w:t>Das Kurierbüro</w:t>

--- a/materialien/Welt4_Schluesselproblem/4_Boss/KR_W4_Boss4_Kurierbuero.docx
+++ b/materialien/Welt4_Schluesselproblem/4_Boss/KR_W4_Boss4_Kurierbuero.docx
@@ -540,7 +540,7 @@
                 <w:color w:val="1B1B1F"/>
                 <w:sz w:val="22"/>
               </w:rPr>
-              <w:t>sechs Filialen</w:t>
+              <w:t>24 Filialen</w:t>
             </w:r>
             <w:r>
               <w:rPr>
@@ -560,7 +560,7 @@
                 <w:color w:val="1B1B1F"/>
                 <w:sz w:val="22"/>
               </w:rPr>
-              <w:t>neun Filialen</w:t>
+              <w:t>32 Filialen</w:t>
             </w:r>
             <w:r>
               <w:rPr>
@@ -734,7 +734,7 @@
           <w:color w:val="1B1B1F"/>
           <w:sz w:val="22"/>
         </w:rPr>
-        <w:t xml:space="preserve">„Bei sechs Filialen benötigt das Büro symmetrisch 15 Schlüssel, asymmetrisch dagegen nur 12.“ </w:t>
+        <w:t xml:space="preserve">„Bei 24 Filialen benötigt das Büro symmetrisch 276 Schlüssel, asymmetrisch dagegen nur 48.“ </w:t>
       </w:r>
       <w:r>
         <w:rPr>
@@ -804,7 +804,7 @@
           <w:color w:val="1B1B1F"/>
           <w:sz w:val="22"/>
         </w:rPr>
-        <w:t xml:space="preserve"> für neun Filialen die Anzahl benötigter Schlüssel bei symmetrischer und bei asymmetrischer Verschlüsselung sowie jeweils die Anzahl der Schlüssel, die gegenüber sechs Filialen neu erzeugt werden müssen.</w:t>
+        <w:t xml:space="preserve"> für 32 Filialen die Anzahl benötigter Schlüssel bei symmetrischer und bei asymmetrischer Verschlüsselung sowie jeweils die Anzahl der Schlüssel, die gegenüber 24 Filialen neu erzeugt werden müssen.</w:t>
       </w:r>
       <w:r>
         <w:rPr>
